--- a/docs/NEO_GPU_Access_Letter.docx
+++ b/docs/NEO_GPU_Access_Letter.docx
@@ -35,7 +35,7 @@
           <w:b/>
           <w:bCs/>
         </w:rPr>
-        <w:t xml:space="preserve">Re: Application for NEO GPU Compute Access (Ivy/Rio) – Lynch Laboratory, Department of Psychiatry and Neurobehavioral Sciences</w:t>
+        <w:t xml:space="preserve">Re: Application for NEO GPU Compute Access (Ivy/Rio) – Lynch Laboratory</w:t>
       </w:r>
     </w:p>
     <w:p>
@@ -51,7 +51,7 @@
         <w:spacing w:after="140"/>
       </w:pPr>
       <w:r>
-        <w:t xml:space="preserve">Congratulations on the NIH S10 award and on getting the NEO system into service. On behalf of Dr. Wendy Lynch and the Lynch Laboratory, I am writing to request access to the NEO NVIDIA Grace Hopper GPUs for our addiction-neuroscience research. The completed project description is attached; this letter summarizes it. Dr. Lynch forwarded your announcement to our group and we are keen to begin.</w:t>
+        <w:t xml:space="preserve">Congratulations on the NIH S10 award and on getting the NEO system into service. On behalf of Dr. Wendy Lynch and the Lynch Laboratory, I am writing to request access to the NEO NVIDIA Grace Hopper GPUs for our addiction-neuroscience research. The project description is attached; this letter summarizes it, and Attachment A describes what our current AI platform can and cannot do today, so that NEO can take it to the next level. Dr. Lynch forwarded your announcement to our group and we are keen to begin.</w:t>
       </w:r>
     </w:p>
     <w:p>
@@ -107,7 +107,7 @@
         <w:t xml:space="preserve">Our current hardware is the limit. </w:t>
       </w:r>
       <w:r>
-        <w:t xml:space="preserve">The platform runs on a single lab workstation with a 16 GB consumer GPU. In our benchmarks, models larger than about 14 GB spill into system memory and collapse; a 70B-parameter model ran at about 1.5 tokens per second. We are therefore confined to roughly 20B-parameter models, and larger open-weight language and vision models are unusable for us.</w:t>
+        <w:t xml:space="preserve">The platform runs on one desktop workstation (AMD Ryzen 7 9800X3D, 96 GB RAM, a single 16 GB consumer GPU, Windows 11 Home). In our benchmarks, dense models larger than about 14 GB spill into system memory and collapse; a 70B-parameter model ran at about 1.5 tokens per second. Our practical ceiling is roughly 20B-parameter dense models, or 30B mixture-of-experts models, and larger open-weight language and vision models are out of reach.</w:t>
       </w:r>
     </w:p>
     <w:p>
@@ -189,7 +189,7 @@
         <w:spacing w:after="140"/>
       </w:pPr>
       <w:r>
-        <w:t xml:space="preserve">Dr. Greatness Olaitan (postdoctoral fellow, Lynch Lab) has built a working multi-agent system that reads laboratory project files directly. It includes personas for statistics, R and Python pipeline debugging, literature extraction, image analysis, and CAD, and it has been used for sequencing-pipeline troubleshooting and FUS calibration and imaging support. We test it with known-answer batteries whose ground truth is computed at test time. In the latest battery (36 agent runs) the agent reported no incorrect numeric values; every failure was a non-answer, and each was traced to a specific tool or runner defect and fixed. The agent runner also writes an auditable receipt for every command it executes. This provenance and audit approach is what we intend to carry onto NEO.</w:t>
+        <w:t xml:space="preserve">Dr. Greatness Olaitan (postdoctoral fellow, Lynch Lab) has built a working multi-agent system that reads laboratory project files directly. It includes personas for statistics, R and Python pipeline debugging, literature extraction, image analysis, and CAD, and it has been used for sequencing-pipeline troubleshooting and FUS calibration and imaging support. We test it with known-answer batteries whose ground truth is computed at test time. Across our first three 12-run batteries (36 agent runs) the agent reported no fabricated numeric values; every failure was a non-answer, each traced to a specific tool or runner defect and fixed. In the most recent battery, 10 of 12 runs passed, and the two that did not are under review. The agent runner also writes an auditable receipt for every command it executes. This provenance and audit approach is what we intend to carry onto NEO.</w:t>
       </w:r>
     </w:p>
     <w:p>
@@ -339,6 +339,728 @@
       </w:pPr>
       <w:r>
         <w:t xml:space="preserve">cc: Wendy J. Lynch; Kenneth Okojie</w:t>
+      </w:r>
+    </w:p>
+    <w:p>
+      <w:pPr>
+        <w:spacing w:after="140"/>
+      </w:pPr>
+      <w:r>
+        <w:t xml:space="preserve">Attachment A: Current AI platform, capabilities and limitations</w:t>
+      </w:r>
+    </w:p>
+    <w:p>
+      <w:r>
+        <w:br w:type="page"/>
+      </w:r>
+    </w:p>
+    <w:p>
+      <w:pPr>
+        <w:spacing w:after="120"/>
+      </w:pPr>
+      <w:r>
+        <w:rPr>
+          <w:b/>
+          <w:bCs/>
+          <w:sz w:val="26"/>
+          <w:szCs w:val="26"/>
+        </w:rPr>
+        <w:t xml:space="preserve">Attachment A – Current AI Platform: Capabilities and Limitations</w:t>
+      </w:r>
+    </w:p>
+    <w:p>
+      <w:pPr>
+        <w:spacing w:after="140"/>
+      </w:pPr>
+      <w:r>
+        <w:t xml:space="preserve">Status as of late September 2026, from our own logs and test results. This is a local prototype, not a production system.</w:t>
+      </w:r>
+    </w:p>
+    <w:p>
+      <w:pPr>
+        <w:spacing w:after="100" w:before="200"/>
+      </w:pPr>
+      <w:r>
+        <w:rPr>
+          <w:b/>
+          <w:bCs/>
+          <w:sz w:val="24"/>
+          <w:szCs w:val="24"/>
+        </w:rPr>
+        <w:t xml:space="preserve">Current environment</w:t>
+      </w:r>
+    </w:p>
+    <w:p>
+      <w:pPr>
+        <w:pStyle w:val="ListParagraph"/>
+        <w:numPr>
+          <w:ilvl w:val="0"/>
+          <w:numId w:val="2"/>
+        </w:numPr>
+        <w:spacing w:after="80"/>
+      </w:pPr>
+      <w:r>
+        <w:t xml:space="preserve">Single workstation (LYNCHIMAGING): AMD Ryzen 7 9800X3D (8 cores), 96 GB RAM, one 16 GB GPU, Windows 11 Home. Single user, no failover.</w:t>
+      </w:r>
+    </w:p>
+    <w:p>
+      <w:pPr>
+        <w:pStyle w:val="ListParagraph"/>
+        <w:numPr>
+          <w:ilvl w:val="0"/>
+          <w:numId w:val="2"/>
+        </w:numPr>
+        <w:spacing w:after="80"/>
+      </w:pPr>
+      <w:r>
+        <w:t xml:space="preserve">Open WebUI plus an isolated command-line environment, both in Docker containers, with local models served through Ollama. No cloud model access is connected. Lab data is mounted read-only; outputs go to one writable folder.</w:t>
+      </w:r>
+    </w:p>
+    <w:p>
+      <w:pPr>
+        <w:pStyle w:val="ListParagraph"/>
+        <w:numPr>
+          <w:ilvl w:val="0"/>
+          <w:numId w:val="2"/>
+        </w:numPr>
+        <w:spacing w:after="80"/>
+      </w:pPr>
+      <w:r>
+        <w:t xml:space="preserve">13 specialist agents (“personas”) on 10 open-weight models, with 14 registered tools. All 13 pass our structural readiness check; that check does not measure answer quality.</w:t>
+      </w:r>
+    </w:p>
+    <w:p>
+      <w:pPr>
+        <w:spacing w:after="100" w:before="200"/>
+      </w:pPr>
+      <w:r>
+        <w:rPr>
+          <w:b/>
+          <w:bCs/>
+          <w:sz w:val="24"/>
+          <w:szCs w:val="24"/>
+        </w:rPr>
+        <w:t xml:space="preserve">What it can do today</w:t>
+      </w:r>
+    </w:p>
+    <w:tbl>
+      <w:tblPr>
+        <w:tblW w:type="dxa" w:w="9360"/>
+        <w:tblBorders>
+          <w:top w:val="single" w:color="auto" w:sz="4"/>
+          <w:left w:val="single" w:color="auto" w:sz="4"/>
+          <w:bottom w:val="single" w:color="auto" w:sz="4"/>
+          <w:right w:val="single" w:color="auto" w:sz="4"/>
+          <w:insideH w:val="single" w:color="auto" w:sz="4"/>
+          <w:insideV w:val="single" w:color="auto" w:sz="4"/>
+        </w:tblBorders>
+      </w:tblPr>
+      <w:tblGrid>
+        <w:gridCol w:w="3200"/>
+        <w:gridCol w:w="6160"/>
+      </w:tblGrid>
+      <w:tr>
+        <w:tc>
+          <w:tcPr>
+            <w:tcW w:type="dxa" w:w="3200"/>
+            <w:tcBorders>
+              <w:top w:val="single" w:color="999999" w:sz="4"/>
+              <w:left w:val="single" w:color="999999" w:sz="4"/>
+              <w:bottom w:val="single" w:color="999999" w:sz="4"/>
+              <w:right w:val="single" w:color="999999" w:sz="4"/>
+            </w:tcBorders>
+            <w:shd w:fill="D9E2F3" w:val="clear"/>
+            <w:tcMar>
+              <w:top w:type="dxa" w:w="60"/>
+              <w:left w:type="dxa" w:w="100"/>
+              <w:bottom w:type="dxa" w:w="60"/>
+              <w:right w:type="dxa" w:w="100"/>
+            </w:tcMar>
+          </w:tcPr>
+          <w:p>
+            <w:r>
+              <w:rPr>
+                <w:b/>
+                <w:bCs/>
+                <w:sz w:val="20"/>
+                <w:szCs w:val="20"/>
+              </w:rPr>
+              <w:t xml:space="preserve">Agent area</w:t>
+            </w:r>
+          </w:p>
+        </w:tc>
+        <w:tc>
+          <w:tcPr>
+            <w:tcW w:type="dxa" w:w="6160"/>
+            <w:tcBorders>
+              <w:top w:val="single" w:color="999999" w:sz="4"/>
+              <w:left w:val="single" w:color="999999" w:sz="4"/>
+              <w:bottom w:val="single" w:color="999999" w:sz="4"/>
+              <w:right w:val="single" w:color="999999" w:sz="4"/>
+            </w:tcBorders>
+            <w:shd w:fill="D9E2F3" w:val="clear"/>
+            <w:tcMar>
+              <w:top w:type="dxa" w:w="60"/>
+              <w:left w:type="dxa" w:w="100"/>
+              <w:bottom w:type="dxa" w:w="60"/>
+              <w:right w:type="dxa" w:w="100"/>
+            </w:tcMar>
+          </w:tcPr>
+          <w:p>
+            <w:r>
+              <w:rPr>
+                <w:b/>
+                <w:bCs/>
+                <w:sz w:val="20"/>
+                <w:szCs w:val="20"/>
+              </w:rPr>
+              <w:t xml:space="preserve">Current capability</w:t>
+            </w:r>
+          </w:p>
+        </w:tc>
+      </w:tr>
+      <w:tr>
+        <w:tc>
+          <w:tcPr>
+            <w:tcW w:type="dxa" w:w="3200"/>
+            <w:tcBorders>
+              <w:top w:val="single" w:color="999999" w:sz="4"/>
+              <w:left w:val="single" w:color="999999" w:sz="4"/>
+              <w:bottom w:val="single" w:color="999999" w:sz="4"/>
+              <w:right w:val="single" w:color="999999" w:sz="4"/>
+            </w:tcBorders>
+            <w:tcMar>
+              <w:top w:type="dxa" w:w="60"/>
+              <w:left w:type="dxa" w:w="100"/>
+              <w:bottom w:type="dxa" w:w="60"/>
+              <w:right w:type="dxa" w:w="100"/>
+            </w:tcMar>
+          </w:tcPr>
+          <w:p>
+            <w:r>
+              <w:rPr>
+                <w:b w:val="false"/>
+                <w:bCs w:val="false"/>
+                <w:sz w:val="20"/>
+                <w:szCs w:val="20"/>
+              </w:rPr>
+              <w:t xml:space="preserve">Statistics and R/Python pipelines (Bio-Statistician, Deep Debugger, Rapid Shell)</w:t>
+            </w:r>
+          </w:p>
+        </w:tc>
+        <w:tc>
+          <w:tcPr>
+            <w:tcW w:type="dxa" w:w="6160"/>
+            <w:tcBorders>
+              <w:top w:val="single" w:color="999999" w:sz="4"/>
+              <w:left w:val="single" w:color="999999" w:sz="4"/>
+              <w:bottom w:val="single" w:color="999999" w:sz="4"/>
+              <w:right w:val="single" w:color="999999" w:sz="4"/>
+            </w:tcBorders>
+            <w:tcMar>
+              <w:top w:type="dxa" w:w="60"/>
+              <w:left w:type="dxa" w:w="100"/>
+              <w:bottom w:type="dxa" w:w="60"/>
+              <w:right w:type="dxa" w:w="100"/>
+            </w:tcMar>
+          </w:tcPr>
+          <w:p>
+            <w:r>
+              <w:rPr>
+                <w:b w:val="false"/>
+                <w:bCs w:val="false"/>
+                <w:sz w:val="20"/>
+                <w:szCs w:val="20"/>
+              </w:rPr>
+              <w:t xml:space="preserve">Runs commands against lab files and reports counts, means, correlations, and figures. Uses vetted loaders for the lab’s messy spreadsheets (duplicate headers, side-by-side tables, summary rows). Applies Fisher r-to-z and Benjamini–Hochberg correction.</w:t>
+            </w:r>
+          </w:p>
+        </w:tc>
+      </w:tr>
+      <w:tr>
+        <w:tc>
+          <w:tcPr>
+            <w:tcW w:type="dxa" w:w="3200"/>
+            <w:tcBorders>
+              <w:top w:val="single" w:color="999999" w:sz="4"/>
+              <w:left w:val="single" w:color="999999" w:sz="4"/>
+              <w:bottom w:val="single" w:color="999999" w:sz="4"/>
+              <w:right w:val="single" w:color="999999" w:sz="4"/>
+            </w:tcBorders>
+            <w:tcMar>
+              <w:top w:type="dxa" w:w="60"/>
+              <w:left w:type="dxa" w:w="100"/>
+              <w:bottom w:type="dxa" w:w="60"/>
+              <w:right w:type="dxa" w:w="100"/>
+            </w:tcMar>
+          </w:tcPr>
+          <w:p>
+            <w:r>
+              <w:rPr>
+                <w:b w:val="false"/>
+                <w:bCs w:val="false"/>
+                <w:sz w:val="20"/>
+                <w:szCs w:val="20"/>
+              </w:rPr>
+              <w:t xml:space="preserve">Image analysis (Image Analyst, vision model)</w:t>
+            </w:r>
+          </w:p>
+        </w:tc>
+        <w:tc>
+          <w:tcPr>
+            <w:tcW w:type="dxa" w:w="6160"/>
+            <w:tcBorders>
+              <w:top w:val="single" w:color="999999" w:sz="4"/>
+              <w:left w:val="single" w:color="999999" w:sz="4"/>
+              <w:bottom w:val="single" w:color="999999" w:sz="4"/>
+              <w:right w:val="single" w:color="999999" w:sz="4"/>
+            </w:tcBorders>
+            <w:tcMar>
+              <w:top w:type="dxa" w:w="60"/>
+              <w:left w:type="dxa" w:w="100"/>
+              <w:bottom w:type="dxa" w:w="60"/>
+              <w:right w:type="dxa" w:w="100"/>
+            </w:tcMar>
+          </w:tcPr>
+          <w:p>
+            <w:r>
+              <w:rPr>
+                <w:b w:val="false"/>
+                <w:bCs w:val="false"/>
+                <w:sz w:val="20"/>
+                <w:szCs w:val="20"/>
+              </w:rPr>
+              <w:t xml:space="preserve">Describes lab images such as Western blots and FSCV colour plots and routes measurement tasks. It is descriptive only; it does not yet do validated quantification.</w:t>
+            </w:r>
+          </w:p>
+        </w:tc>
+      </w:tr>
+      <w:tr>
+        <w:tc>
+          <w:tcPr>
+            <w:tcW w:type="dxa" w:w="3200"/>
+            <w:tcBorders>
+              <w:top w:val="single" w:color="999999" w:sz="4"/>
+              <w:left w:val="single" w:color="999999" w:sz="4"/>
+              <w:bottom w:val="single" w:color="999999" w:sz="4"/>
+              <w:right w:val="single" w:color="999999" w:sz="4"/>
+            </w:tcBorders>
+            <w:tcMar>
+              <w:top w:type="dxa" w:w="60"/>
+              <w:left w:type="dxa" w:w="100"/>
+              <w:bottom w:type="dxa" w:w="60"/>
+              <w:right w:type="dxa" w:w="100"/>
+            </w:tcMar>
+          </w:tcPr>
+          <w:p>
+            <w:r>
+              <w:rPr>
+                <w:b w:val="false"/>
+                <w:bCs w:val="false"/>
+                <w:sz w:val="20"/>
+                <w:szCs w:val="20"/>
+              </w:rPr>
+              <w:t xml:space="preserve">Acoustics and hardware (LIFU Chronic Operations, UMSAN Model Engineer, Fixture and Transducer CAD)</w:t>
+            </w:r>
+          </w:p>
+        </w:tc>
+        <w:tc>
+          <w:tcPr>
+            <w:tcW w:type="dxa" w:w="6160"/>
+            <w:tcBorders>
+              <w:top w:val="single" w:color="999999" w:sz="4"/>
+              <w:left w:val="single" w:color="999999" w:sz="4"/>
+              <w:bottom w:val="single" w:color="999999" w:sz="4"/>
+              <w:right w:val="single" w:color="999999" w:sz="4"/>
+            </w:tcBorders>
+            <w:tcMar>
+              <w:top w:type="dxa" w:w="60"/>
+              <w:left w:type="dxa" w:w="100"/>
+              <w:bottom w:type="dxa" w:w="60"/>
+              <w:right w:type="dxa" w:w="100"/>
+            </w:tcMar>
+          </w:tcPr>
+          <w:p>
+            <w:r>
+              <w:rPr>
+                <w:b w:val="false"/>
+                <w:bCs w:val="false"/>
+                <w:sz w:val="20"/>
+                <w:szCs w:val="20"/>
+              </w:rPr>
+              <w:t xml:space="preserve">Dosimetry calculations (ISPPA, ISPTA, MI), UMSAN model code support, and 3D-printable fixture design with volume and watertightness checks.</w:t>
+            </w:r>
+          </w:p>
+        </w:tc>
+      </w:tr>
+      <w:tr>
+        <w:tc>
+          <w:tcPr>
+            <w:tcW w:type="dxa" w:w="3200"/>
+            <w:tcBorders>
+              <w:top w:val="single" w:color="999999" w:sz="4"/>
+              <w:left w:val="single" w:color="999999" w:sz="4"/>
+              <w:bottom w:val="single" w:color="999999" w:sz="4"/>
+              <w:right w:val="single" w:color="999999" w:sz="4"/>
+            </w:tcBorders>
+            <w:tcMar>
+              <w:top w:type="dxa" w:w="60"/>
+              <w:left w:type="dxa" w:w="100"/>
+              <w:bottom w:type="dxa" w:w="60"/>
+              <w:right w:type="dxa" w:w="100"/>
+            </w:tcMar>
+          </w:tcPr>
+          <w:p>
+            <w:r>
+              <w:rPr>
+                <w:b w:val="false"/>
+                <w:bCs w:val="false"/>
+                <w:sz w:val="20"/>
+                <w:szCs w:val="20"/>
+              </w:rPr>
+              <w:t xml:space="preserve">Writing and literature (Grant Writer, Senior PI Editor, Literature Synthesizer, Literature Extractor, Clinical Diagnostics)</w:t>
+            </w:r>
+          </w:p>
+        </w:tc>
+        <w:tc>
+          <w:tcPr>
+            <w:tcW w:type="dxa" w:w="6160"/>
+            <w:tcBorders>
+              <w:top w:val="single" w:color="999999" w:sz="4"/>
+              <w:left w:val="single" w:color="999999" w:sz="4"/>
+              <w:bottom w:val="single" w:color="999999" w:sz="4"/>
+              <w:right w:val="single" w:color="999999" w:sz="4"/>
+            </w:tcBorders>
+            <w:tcMar>
+              <w:top w:type="dxa" w:w="60"/>
+              <w:left w:type="dxa" w:w="100"/>
+              <w:bottom w:type="dxa" w:w="60"/>
+              <w:right w:type="dxa" w:w="100"/>
+            </w:tcMar>
+          </w:tcPr>
+          <w:p>
+            <w:r>
+              <w:rPr>
+                <w:b w:val="false"/>
+                <w:bCs w:val="false"/>
+                <w:sz w:val="20"/>
+                <w:szCs w:val="20"/>
+              </w:rPr>
+              <w:t xml:space="preserve">Drafting, editing, and structured extraction from provided text. These agents have no terminal access.</w:t>
+            </w:r>
+          </w:p>
+        </w:tc>
+      </w:tr>
+      <w:tr>
+        <w:tc>
+          <w:tcPr>
+            <w:tcW w:type="dxa" w:w="3200"/>
+            <w:tcBorders>
+              <w:top w:val="single" w:color="999999" w:sz="4"/>
+              <w:left w:val="single" w:color="999999" w:sz="4"/>
+              <w:bottom w:val="single" w:color="999999" w:sz="4"/>
+              <w:right w:val="single" w:color="999999" w:sz="4"/>
+            </w:tcBorders>
+            <w:tcMar>
+              <w:top w:type="dxa" w:w="60"/>
+              <w:left w:type="dxa" w:w="100"/>
+              <w:bottom w:type="dxa" w:w="60"/>
+              <w:right w:type="dxa" w:w="100"/>
+            </w:tcMar>
+          </w:tcPr>
+          <w:p>
+            <w:r>
+              <w:rPr>
+                <w:b w:val="false"/>
+                <w:bCs w:val="false"/>
+                <w:sz w:val="20"/>
+                <w:szCs w:val="20"/>
+              </w:rPr>
+              <w:t xml:space="preserve">Routing between agents</w:t>
+            </w:r>
+          </w:p>
+        </w:tc>
+        <w:tc>
+          <w:tcPr>
+            <w:tcW w:type="dxa" w:w="6160"/>
+            <w:tcBorders>
+              <w:top w:val="single" w:color="999999" w:sz="4"/>
+              <w:left w:val="single" w:color="999999" w:sz="4"/>
+              <w:bottom w:val="single" w:color="999999" w:sz="4"/>
+              <w:right w:val="single" w:color="999999" w:sz="4"/>
+            </w:tcBorders>
+            <w:tcMar>
+              <w:top w:type="dxa" w:w="60"/>
+              <w:left w:type="dxa" w:w="100"/>
+              <w:bottom w:type="dxa" w:w="60"/>
+              <w:right w:type="dxa" w:w="100"/>
+            </w:tcMar>
+          </w:tcPr>
+          <w:p>
+            <w:r>
+              <w:rPr>
+                <w:b w:val="false"/>
+                <w:bCs w:val="false"/>
+                <w:sz w:val="20"/>
+                <w:szCs w:val="20"/>
+              </w:rPr>
+              <w:t xml:space="preserve">Each agent hands out-of-scope requests to the right specialist. Held-out test: 23 of 26 out-of-scope requests routed correctly, 5 of 6 in-scope kept.</w:t>
+            </w:r>
+          </w:p>
+        </w:tc>
+      </w:tr>
+    </w:tbl>
+    <w:p>
+      <w:pPr>
+        <w:spacing w:after="100" w:before="200"/>
+      </w:pPr>
+      <w:r>
+        <w:rPr>
+          <w:b/>
+          <w:bCs/>
+          <w:sz w:val="24"/>
+          <w:szCs w:val="24"/>
+        </w:rPr>
+        <w:t xml:space="preserve">Safeguards built in</w:t>
+      </w:r>
+    </w:p>
+    <w:p>
+      <w:pPr>
+        <w:pStyle w:val="ListParagraph"/>
+        <w:numPr>
+          <w:ilvl w:val="0"/>
+          <w:numId w:val="2"/>
+        </w:numPr>
+        <w:spacing w:after="80"/>
+      </w:pPr>
+      <w:r>
+        <w:t xml:space="preserve">Every command run by an agent leaves an auditable receipt (process ID, exit code, output). Reported numbers must trace to command output.</w:t>
+      </w:r>
+    </w:p>
+    <w:p>
+      <w:pPr>
+        <w:pStyle w:val="ListParagraph"/>
+        <w:numPr>
+          <w:ilvl w:val="0"/>
+          <w:numId w:val="2"/>
+        </w:numPr>
+        <w:spacing w:after="80"/>
+      </w:pPr>
+      <w:r>
+        <w:t xml:space="preserve">The runner checks final answers: an unsourced decimal is flagged, unfinished commands are never reported as results, and a repeated or circling agent is stopped.</w:t>
+      </w:r>
+    </w:p>
+    <w:p>
+      <w:pPr>
+        <w:pStyle w:val="ListParagraph"/>
+        <w:numPr>
+          <w:ilvl w:val="0"/>
+          <w:numId w:val="2"/>
+        </w:numPr>
+        <w:spacing w:after="80"/>
+      </w:pPr>
+      <w:r>
+        <w:t xml:space="preserve">A gate forces agents to profile any lab spreadsheet with the vetted loader before reading it. The terminal is fail-closed, and lab data is read-only. Web search is off on data-handling agents.</w:t>
+      </w:r>
+    </w:p>
+    <w:p>
+      <w:pPr>
+        <w:pStyle w:val="ListParagraph"/>
+        <w:numPr>
+          <w:ilvl w:val="0"/>
+          <w:numId w:val="2"/>
+        </w:numPr>
+        <w:spacing w:after="80"/>
+      </w:pPr>
+      <w:r>
+        <w:t xml:space="preserve">Known-answer test batteries compute ground truth at test time rather than storing expected numbers.</w:t>
+      </w:r>
+    </w:p>
+    <w:p>
+      <w:pPr>
+        <w:spacing w:after="100" w:before="200"/>
+      </w:pPr>
+      <w:r>
+        <w:rPr>
+          <w:b/>
+          <w:bCs/>
+          <w:sz w:val="24"/>
+          <w:szCs w:val="24"/>
+        </w:rPr>
+        <w:t xml:space="preserve">Limitations that NEO would help address</w:t>
+      </w:r>
+    </w:p>
+    <w:p>
+      <w:pPr>
+        <w:pStyle w:val="ListParagraph"/>
+        <w:numPr>
+          <w:ilvl w:val="0"/>
+          <w:numId w:val="2"/>
+        </w:numPr>
+        <w:spacing w:after="80"/>
+      </w:pPr>
+      <w:r>
+        <w:rPr>
+          <w:b/>
+          <w:bCs/>
+        </w:rPr>
+        <w:t xml:space="preserve">Model size. </w:t>
+      </w:r>
+      <w:r>
+        <w:t xml:space="preserve">Large dense models are unusable on our GPU, and 30B-class models run only in mixture-of-experts form. Agents built on 20B-class models struggle with multi-step tool use.</w:t>
+      </w:r>
+    </w:p>
+    <w:p>
+      <w:pPr>
+        <w:pStyle w:val="ListParagraph"/>
+        <w:numPr>
+          <w:ilvl w:val="0"/>
+          <w:numId w:val="2"/>
+        </w:numPr>
+        <w:spacing w:after="80"/>
+      </w:pPr>
+      <w:r>
+        <w:rPr>
+          <w:b/>
+          <w:bCs/>
+        </w:rPr>
+        <w:t xml:space="preserve">Reliability. </w:t>
+      </w:r>
+      <w:r>
+        <w:t xml:space="preserve">Even simple tasks (a file count, a column mean) often take 8–15 turns. Failure modes we have logged include malformed tool calls, invented file paths, repeated commands, and stalls. Our runner catches these, but they cost time.</w:t>
+      </w:r>
+    </w:p>
+    <w:p>
+      <w:pPr>
+        <w:pStyle w:val="ListParagraph"/>
+        <w:numPr>
+          <w:ilvl w:val="0"/>
+          <w:numId w:val="2"/>
+        </w:numPr>
+        <w:spacing w:after="80"/>
+      </w:pPr>
+      <w:r>
+        <w:rPr>
+          <w:b/>
+          <w:bCs/>
+        </w:rPr>
+        <w:t xml:space="preserve">Accuracy. </w:t>
+      </w:r>
+      <w:r>
+        <w:t xml:space="preserve">On 12-run known-answer batteries the pass rate rose from 7 of 12 to 10 of 12 as we fixed defects. Every failure in the first 36 runs was a non-answer rather than a wrong number, but the platform still needs human verification and is not ready for unattended use.</w:t>
+      </w:r>
+    </w:p>
+    <w:p>
+      <w:pPr>
+        <w:pStyle w:val="ListParagraph"/>
+        <w:numPr>
+          <w:ilvl w:val="0"/>
+          <w:numId w:val="2"/>
+        </w:numPr>
+        <w:spacing w:after="80"/>
+      </w:pPr>
+      <w:r>
+        <w:rPr>
+          <w:b/>
+          <w:bCs/>
+        </w:rPr>
+        <w:t xml:space="preserve">Arithmetic. </w:t>
+      </w:r>
+      <w:r>
+        <w:t xml:space="preserve">The models miscalculate unless they run code. We therefore require a command to produce every number.</w:t>
+      </w:r>
+    </w:p>
+    <w:p>
+      <w:pPr>
+        <w:pStyle w:val="ListParagraph"/>
+        <w:numPr>
+          <w:ilvl w:val="0"/>
+          <w:numId w:val="2"/>
+        </w:numPr>
+        <w:spacing w:after="80"/>
+      </w:pPr>
+      <w:r>
+        <w:rPr>
+          <w:b/>
+          <w:bCs/>
+        </w:rPr>
+        <w:t xml:space="preserve">Coverage. </w:t>
+      </w:r>
+      <w:r>
+        <w:t xml:space="preserve">Validation so far is on behavioral tables and workbooks. We have not yet validated end-to-end snRNA-seq prioritization, IHC quantification, or FUS/FSCV integration; these are the aims for NEO.</w:t>
+      </w:r>
+    </w:p>
+    <w:p>
+      <w:pPr>
+        <w:pStyle w:val="ListParagraph"/>
+        <w:numPr>
+          <w:ilvl w:val="0"/>
+          <w:numId w:val="2"/>
+        </w:numPr>
+        <w:spacing w:after="80"/>
+      </w:pPr>
+      <w:r>
+        <w:rPr>
+          <w:b/>
+          <w:bCs/>
+        </w:rPr>
+        <w:t xml:space="preserve">Scale and security. </w:t>
+      </w:r>
+      <w:r>
+        <w:t xml:space="preserve">The platform is single-user and single-machine, with no job scheduling, shared provenance store, or multi-user access control. Some agents (the two clinical/literature agents) cannot call tools at all with the current models.</w:t>
+      </w:r>
+    </w:p>
+    <w:p>
+      <w:pPr>
+        <w:spacing w:after="100" w:before="200"/>
+      </w:pPr>
+      <w:r>
+        <w:rPr>
+          <w:b/>
+          <w:bCs/>
+          <w:sz w:val="24"/>
+          <w:szCs w:val="24"/>
+        </w:rPr>
+        <w:t xml:space="preserve">What NEO would let us do next</w:t>
+      </w:r>
+    </w:p>
+    <w:p>
+      <w:pPr>
+        <w:pStyle w:val="ListParagraph"/>
+        <w:numPr>
+          <w:ilvl w:val="0"/>
+          <w:numId w:val="2"/>
+        </w:numPr>
+        <w:spacing w:after="80"/>
+      </w:pPr>
+      <w:r>
+        <w:t xml:space="preserve">Replace 20B-class models with larger open-weight models and re-run our known-answer batteries to measure the gain.</w:t>
+      </w:r>
+    </w:p>
+    <w:p>
+      <w:pPr>
+        <w:pStyle w:val="ListParagraph"/>
+        <w:numPr>
+          <w:ilvl w:val="0"/>
+          <w:numId w:val="2"/>
+        </w:numPr>
+        <w:spacing w:after="80"/>
+      </w:pPr>
+      <w:r>
+        <w:t xml:space="preserve">Run several agents in parallel on Ivy, close to the data, under Research Computing’s security controls.</w:t>
+      </w:r>
+    </w:p>
+    <w:p>
+      <w:pPr>
+        <w:pStyle w:val="ListParagraph"/>
+        <w:numPr>
+          <w:ilvl w:val="0"/>
+          <w:numId w:val="2"/>
+        </w:numPr>
+        <w:spacing w:after="80"/>
+      </w:pPr>
+      <w:r>
+        <w:t xml:space="preserve">Validate the platform on snRNA-seq, IHC image, and FUS/FSCV datasets with ground truth, then share the evaluation results with the NEO community.</w:t>
       </w:r>
     </w:p>
     <w:sectPr>

--- a/docs/NEO_GPU_Access_Letter.docx
+++ b/docs/NEO_GPU_Access_Letter.docx
@@ -51,7 +51,7 @@
         <w:spacing w:after="140"/>
       </w:pPr>
       <w:r>
-        <w:t xml:space="preserve">Congratulations on the NIH S10 award and on getting the NEO system into service. On behalf of Dr. Wendy Lynch and the Lynch Laboratory, I am writing to request access to the NEO NVIDIA Grace Hopper GPUs for our addiction-neuroscience research. The project description is attached; this letter summarizes it, and Attachment A describes what our current AI platform can and cannot do today, so that NEO can take it to the next level. Dr. Lynch forwarded your announcement to our group and we are keen to begin.</w:t>
+        <w:t xml:space="preserve">Congratulations on the NIH S10 award and on bringing NEO into service. On behalf of Dr. Wendy Lynch and the Lynch Laboratory, I am requesting access to the NEO NVIDIA Grace Hopper GPUs. Dr. Lynch forwarded your announcement to our group. The project description is attached; this letter summarizes it.</w:t>
       </w:r>
     </w:p>
     <w:p>
@@ -73,21 +73,7 @@
         <w:spacing w:after="140"/>
       </w:pPr>
       <w:r>
-        <w:t xml:space="preserve">Our project is a secure, locally governed multi-agent AI platform for analyzing multimodal addiction-neuroscience data. Our data span behavior, single-nucleus RNA-seq (snRNA-seq) and bulk RNA-seq, immunohistochemistry (IHC) images, and focused-ultrasound (FUS) and fast-scan cyclic voltammetry (FSCV) neurochemistry. The platform helps investigators vet behavioral data, run and troubleshoot analysis pipelines, and prioritize findings across modalities by phenotype, sex, and stage of the addiction process. Every reported number must trace to an executed command.</w:t>
-      </w:r>
-    </w:p>
-    <w:p>
-      <w:pPr>
-        <w:spacing w:after="100" w:before="200"/>
-      </w:pPr>
-      <w:r>
-        <w:rPr>
-          <w:b/>
-          <w:bCs/>
-          <w:sz w:val="24"/>
-          <w:szCs w:val="24"/>
-        </w:rPr>
-        <w:t xml:space="preserve">Why NEO, and why Ivy</w:t>
+        <w:t xml:space="preserve">We would use NEO for two analysis problems in our addiction-neuroscience research that are limited by our current compute:</w:t>
       </w:r>
     </w:p>
     <w:p>
@@ -104,10 +90,10 @@
           <w:b/>
           <w:bCs/>
         </w:rPr>
-        <w:t xml:space="preserve">Our current hardware is the limit. </w:t>
-      </w:r>
-      <w:r>
-        <w:t xml:space="preserve">The platform runs on one desktop workstation (AMD Ryzen 7 9800X3D, 96 GB RAM, a single 16 GB consumer GPU, Windows 11 Home). In our benchmarks, dense models larger than about 14 GB spill into system memory and collapse; a 70B-parameter model ran at about 1.5 tokens per second. Our practical ceiling is roughly 20B-parameter dense models, or 30B mixture-of-experts models, and larger open-weight language and vision models are out of reach.</w:t>
+        <w:t xml:space="preserve">GPU-accelerated RNA-seq and snRNA-seq analysis. </w:t>
+      </w:r>
+      <w:r>
+        <w:t xml:space="preserve">Our sequencing studies yield far more differentially expressed genes, cell states, and pathways than we can evaluate experimentally. We want to apply GPU-accelerated and machine-learning methods to prioritize cell-type-specific changes by behavioral phenotype, sex, and stage of the addiction process or abstinence. [Datasets: names, species, number of samples/nuclei, approximate size.]</w:t>
       </w:r>
     </w:p>
     <w:p>
@@ -124,10 +110,32 @@
           <w:b/>
           <w:bCs/>
         </w:rPr>
-        <w:t xml:space="preserve">Data governance. </w:t>
-      </w:r>
-      <w:r>
-        <w:t xml:space="preserve">Our policy is that unpublished protocols, manuscripts, and all experimental data stay off third-party clouds. Ivy is a secure, University-managed environment, so NEO lets us scale the platform without moving data outside that boundary.</w:t>
+        <w:t xml:space="preserve">AI-assisted image analysis of immunohistochemistry (IHC) data. </w:t>
+      </w:r>
+      <w:r>
+        <w:t xml:space="preserve">We want to train and run deep-learning models to speed up analysis of our IHC images. [Stains, brain regions, number of images, approximate size.]</w:t>
+      </w:r>
+    </w:p>
+    <w:p>
+      <w:pPr>
+        <w:spacing w:after="140"/>
+      </w:pPr>
+      <w:r>
+        <w:t xml:space="preserve">Our existing local AI tools will support both projects (see below); NEO would provide the compute they lack.</w:t>
+      </w:r>
+    </w:p>
+    <w:p>
+      <w:pPr>
+        <w:spacing w:after="100" w:before="200"/>
+      </w:pPr>
+      <w:r>
+        <w:rPr>
+          <w:b/>
+          <w:bCs/>
+          <w:sz w:val="24"/>
+          <w:szCs w:val="24"/>
+        </w:rPr>
+        <w:t xml:space="preserve">Why NEO, and why Ivy</w:t>
       </w:r>
     </w:p>
     <w:p>
@@ -144,10 +152,10 @@
           <w:b/>
           <w:bCs/>
         </w:rPr>
-        <w:t xml:space="preserve">Image analysis. </w:t>
-      </w:r>
-      <w:r>
-        <w:t xml:space="preserve">We want AI-assisted quantification of IHC images and other imaging data, including FUS calibration imaging. A vision-language model is already in our prototype, but our workstation limits its size and throughput.</w:t>
+        <w:t xml:space="preserve">Compute. </w:t>
+      </w:r>
+      <w:r>
+        <w:t xml:space="preserve">Our AI work currently runs on one desktop workstation (AMD Ryzen 7 9800X3D, 96 GB RAM, one 16 GB GPU). It cannot train or run larger image and sequencing models at useful speed.</w:t>
       </w:r>
     </w:p>
     <w:p>
@@ -164,10 +172,10 @@
           <w:b/>
           <w:bCs/>
         </w:rPr>
-        <w:t xml:space="preserve">Sequencing. </w:t>
-      </w:r>
-      <w:r>
-        <w:t xml:space="preserve">Cell-type-resolved snRNA-seq and RNA-seq workflows, and the model-driven prioritization of candidate genes and pathways built on them, would benefit from GPU acceleration.</w:t>
+        <w:t xml:space="preserve">Data security. </w:t>
+      </w:r>
+      <w:r>
+        <w:t xml:space="preserve">Our unpublished experimental data should stay in University-managed, secure systems. Ivy meets that requirement, and NEO is available only through Ivy.</w:t>
       </w:r>
     </w:p>
     <w:p>
@@ -181,15 +189,15 @@
           <w:sz w:val="24"/>
           <w:szCs w:val="24"/>
         </w:rPr>
-        <w:t xml:space="preserve">Preliminary work</w:t>
-      </w:r>
-    </w:p>
-    <w:p>
-      <w:pPr>
-        <w:spacing w:after="140"/>
-      </w:pPr>
-      <w:r>
-        <w:t xml:space="preserve">Dr. Greatness Olaitan (postdoctoral fellow, Lynch Lab) has built a working multi-agent system that reads laboratory project files directly. It includes personas for statistics, R and Python pipeline debugging, literature extraction, image analysis, and CAD, and it has been used for sequencing-pipeline troubleshooting and FUS calibration and imaging support. We test it with known-answer batteries whose ground truth is computed at test time. Across our first three 12-run batteries (36 agent runs) the agent reported no fabricated numeric values; every failure was a non-answer, each traced to a specific tool or runner defect and fixed. In the most recent battery, 10 of 12 runs passed, and the two that did not are under review. The agent runner also writes an auditable receipt for every command it executes. This provenance and audit approach is what we intend to carry onto NEO.</w:t>
+        <w:t xml:space="preserve">Existing preparation</w:t>
+      </w:r>
+    </w:p>
+    <w:p>
+      <w:pPr>
+        <w:spacing w:after="140"/>
+      </w:pPr>
+      <w:r>
+        <w:t xml:space="preserve">Dr. Greatness Olaitan (postdoctoral fellow, Lynch Lab) has built a locally hosted set of AI assistants that work directly with our laboratory files. They help troubleshoot R and Python sequencing pipelines, run audited statistical analyses, and describe laboratory images. We test them against known-answer datasets, and every number they report must trace to a command that was actually run. We would carry the same practices to NEO.</w:t>
       </w:r>
     </w:p>
     <w:p>
@@ -216,7 +224,7 @@
         <w:spacing w:after="80"/>
       </w:pPr>
       <w:r>
-        <w:t xml:space="preserve">Run larger open-weight language and vision-language models (in the tens-of-billions to ~70B parameter class) for statistical-analysis, pipeline-debugging, literature-synthesis, and image-analysis agents on Ivy data.</w:t>
+        <w:t xml:space="preserve">Submit GPU batch jobs through SLURM for RNA-seq/snRNA-seq analysis and for training and applying IHC image-analysis models.</w:t>
       </w:r>
     </w:p>
     <w:p>
@@ -229,7 +237,7 @@
         <w:spacing w:after="80"/>
       </w:pPr>
       <w:r>
-        <w:t xml:space="preserve">Submit batch GPU jobs through SLURM for snRNA-seq/RNA-seq analysis and for machine-learning extraction of FSCV signals and imaging features.</w:t>
+        <w:t xml:space="preserve">Validate results against datasets where the answer is already established, and document the methods for reproducibility.</w:t>
       </w:r>
     </w:p>
     <w:p>
@@ -242,7 +250,7 @@
         <w:spacing w:after="80"/>
       </w:pPr>
       <w:r>
-        <w:t xml:space="preserve">Benchmark agent accuracy and reproducibility on datasets with known answers, comparing the larger models against our current 16 GB baseline.</w:t>
+        <w:t xml:space="preserve">Store outputs in our Ivy home and project directories.</w:t>
       </w:r>
     </w:p>
     <w:p>
@@ -257,7 +265,7 @@
         <w:t xml:space="preserve">Initial resource request: </w:t>
       </w:r>
       <w:r>
-        <w:t xml:space="preserve">[X] GPU(s), approximately [X] GPU-hours per month, and [X] TB of project storage on Ivy. We are happy to start small and scale as the project matures. We would also ask Research Computing to review installation of an inference runtime and open-weight model files for use on Ivy, subject to its security review.</w:t>
+        <w:t xml:space="preserve">[X] GPU(s), approximately [X] GPU-hours per month, and [X] TB of Ivy project storage. We are glad to start small and grow. We will also ask Research Computing to review any additional software we need (for example, deep-learning libraries) before installation. [Confirm software list.]</w:t>
       </w:r>
     </w:p>
     <w:p>
@@ -272,7 +280,7 @@
         <w:t xml:space="preserve">Team: </w:t>
       </w:r>
       <w:r>
-        <w:t xml:space="preserve">Dr. Wendy Lynch (PI); Dr. Greatness Olaitan; Kenneth Okojie; Aaron Le; and Dr. Jill Venton’s laboratory for FSCV/FUS collaboration. [Confirm names and roles.] Our Ivy/Rio project is [project name/status: on file / requested].</w:t>
+        <w:t xml:space="preserve">Dr. Wendy Lynch (PI); Dr. Greatness Olaitan; Kenneth Okojie; Aaron Le. [Confirm names and roles.] Ivy/Rio project: [name / status].</w:t>
       </w:r>
     </w:p>
     <w:p>
@@ -294,15 +302,15 @@
         <w:spacing w:after="140"/>
       </w:pPr>
       <w:r>
-        <w:t xml:space="preserve">We would welcome collaboration with the School of Data Science faculty you mentioned, particularly on evaluating agentic AI approaches on brain data. We will cite S10 award 1S10OD038249-01 in all resulting publications, presentations, and posters, and we will tell you if NEO is listed in the Resources section of any new NIH application.</w:t>
-      </w:r>
-    </w:p>
-    <w:p>
-      <w:pPr>
-        <w:spacing w:after="140"/>
-      </w:pPr>
-      <w:r>
-        <w:t xml:space="preserve">Thank you for your consideration. We would be glad to answer any questions or meet with the NEO Advisory Board.</w:t>
+        <w:t xml:space="preserve">We would welcome collaboration with the School of Data Science faculty you mentioned. We will cite S10 award 1S10OD038249-01 in all publications, presentations, and posters, and will tell you if NEO is listed in the Resources section of any new NIH application.</w:t>
+      </w:r>
+    </w:p>
+    <w:p>
+      <w:pPr>
+        <w:spacing w:after="140"/>
+      </w:pPr>
+      <w:r>
+        <w:t xml:space="preserve">Thank you for your consideration. We would be glad to answer questions from the NEO Advisory Board.</w:t>
       </w:r>
     </w:p>
     <w:p>
@@ -330,7 +338,7 @@
       </w:r>
       <w:r>
         <w:br/>
-        <w:t xml:space="preserve">greatnessolaitan02@gmail.com [replace with UVA email]</w:t>
+        <w:t xml:space="preserve">[UVA email]</w:t>
       </w:r>
     </w:p>
     <w:p>
@@ -339,728 +347,6 @@
       </w:pPr>
       <w:r>
         <w:t xml:space="preserve">cc: Wendy J. Lynch; Kenneth Okojie</w:t>
-      </w:r>
-    </w:p>
-    <w:p>
-      <w:pPr>
-        <w:spacing w:after="140"/>
-      </w:pPr>
-      <w:r>
-        <w:t xml:space="preserve">Attachment A: Current AI platform, capabilities and limitations</w:t>
-      </w:r>
-    </w:p>
-    <w:p>
-      <w:r>
-        <w:br w:type="page"/>
-      </w:r>
-    </w:p>
-    <w:p>
-      <w:pPr>
-        <w:spacing w:after="120"/>
-      </w:pPr>
-      <w:r>
-        <w:rPr>
-          <w:b/>
-          <w:bCs/>
-          <w:sz w:val="26"/>
-          <w:szCs w:val="26"/>
-        </w:rPr>
-        <w:t xml:space="preserve">Attachment A – Current AI Platform: Capabilities and Limitations</w:t>
-      </w:r>
-    </w:p>
-    <w:p>
-      <w:pPr>
-        <w:spacing w:after="140"/>
-      </w:pPr>
-      <w:r>
-        <w:t xml:space="preserve">Status as of late September 2026, from our own logs and test results. This is a local prototype, not a production system.</w:t>
-      </w:r>
-    </w:p>
-    <w:p>
-      <w:pPr>
-        <w:spacing w:after="100" w:before="200"/>
-      </w:pPr>
-      <w:r>
-        <w:rPr>
-          <w:b/>
-          <w:bCs/>
-          <w:sz w:val="24"/>
-          <w:szCs w:val="24"/>
-        </w:rPr>
-        <w:t xml:space="preserve">Current environment</w:t>
-      </w:r>
-    </w:p>
-    <w:p>
-      <w:pPr>
-        <w:pStyle w:val="ListParagraph"/>
-        <w:numPr>
-          <w:ilvl w:val="0"/>
-          <w:numId w:val="2"/>
-        </w:numPr>
-        <w:spacing w:after="80"/>
-      </w:pPr>
-      <w:r>
-        <w:t xml:space="preserve">Single workstation (LYNCHIMAGING): AMD Ryzen 7 9800X3D (8 cores), 96 GB RAM, one 16 GB GPU, Windows 11 Home. Single user, no failover.</w:t>
-      </w:r>
-    </w:p>
-    <w:p>
-      <w:pPr>
-        <w:pStyle w:val="ListParagraph"/>
-        <w:numPr>
-          <w:ilvl w:val="0"/>
-          <w:numId w:val="2"/>
-        </w:numPr>
-        <w:spacing w:after="80"/>
-      </w:pPr>
-      <w:r>
-        <w:t xml:space="preserve">Open WebUI plus an isolated command-line environment, both in Docker containers, with local models served through Ollama. No cloud model access is connected. Lab data is mounted read-only; outputs go to one writable folder.</w:t>
-      </w:r>
-    </w:p>
-    <w:p>
-      <w:pPr>
-        <w:pStyle w:val="ListParagraph"/>
-        <w:numPr>
-          <w:ilvl w:val="0"/>
-          <w:numId w:val="2"/>
-        </w:numPr>
-        <w:spacing w:after="80"/>
-      </w:pPr>
-      <w:r>
-        <w:t xml:space="preserve">13 specialist agents (“personas”) on 10 open-weight models, with 14 registered tools. All 13 pass our structural readiness check; that check does not measure answer quality.</w:t>
-      </w:r>
-    </w:p>
-    <w:p>
-      <w:pPr>
-        <w:spacing w:after="100" w:before="200"/>
-      </w:pPr>
-      <w:r>
-        <w:rPr>
-          <w:b/>
-          <w:bCs/>
-          <w:sz w:val="24"/>
-          <w:szCs w:val="24"/>
-        </w:rPr>
-        <w:t xml:space="preserve">What it can do today</w:t>
-      </w:r>
-    </w:p>
-    <w:tbl>
-      <w:tblPr>
-        <w:tblW w:type="dxa" w:w="9360"/>
-        <w:tblBorders>
-          <w:top w:val="single" w:color="auto" w:sz="4"/>
-          <w:left w:val="single" w:color="auto" w:sz="4"/>
-          <w:bottom w:val="single" w:color="auto" w:sz="4"/>
-          <w:right w:val="single" w:color="auto" w:sz="4"/>
-          <w:insideH w:val="single" w:color="auto" w:sz="4"/>
-          <w:insideV w:val="single" w:color="auto" w:sz="4"/>
-        </w:tblBorders>
-      </w:tblPr>
-      <w:tblGrid>
-        <w:gridCol w:w="3200"/>
-        <w:gridCol w:w="6160"/>
-      </w:tblGrid>
-      <w:tr>
-        <w:tc>
-          <w:tcPr>
-            <w:tcW w:type="dxa" w:w="3200"/>
-            <w:tcBorders>
-              <w:top w:val="single" w:color="999999" w:sz="4"/>
-              <w:left w:val="single" w:color="999999" w:sz="4"/>
-              <w:bottom w:val="single" w:color="999999" w:sz="4"/>
-              <w:right w:val="single" w:color="999999" w:sz="4"/>
-            </w:tcBorders>
-            <w:shd w:fill="D9E2F3" w:val="clear"/>
-            <w:tcMar>
-              <w:top w:type="dxa" w:w="60"/>
-              <w:left w:type="dxa" w:w="100"/>
-              <w:bottom w:type="dxa" w:w="60"/>
-              <w:right w:type="dxa" w:w="100"/>
-            </w:tcMar>
-          </w:tcPr>
-          <w:p>
-            <w:r>
-              <w:rPr>
-                <w:b/>
-                <w:bCs/>
-                <w:sz w:val="20"/>
-                <w:szCs w:val="20"/>
-              </w:rPr>
-              <w:t xml:space="preserve">Agent area</w:t>
-            </w:r>
-          </w:p>
-        </w:tc>
-        <w:tc>
-          <w:tcPr>
-            <w:tcW w:type="dxa" w:w="6160"/>
-            <w:tcBorders>
-              <w:top w:val="single" w:color="999999" w:sz="4"/>
-              <w:left w:val="single" w:color="999999" w:sz="4"/>
-              <w:bottom w:val="single" w:color="999999" w:sz="4"/>
-              <w:right w:val="single" w:color="999999" w:sz="4"/>
-            </w:tcBorders>
-            <w:shd w:fill="D9E2F3" w:val="clear"/>
-            <w:tcMar>
-              <w:top w:type="dxa" w:w="60"/>
-              <w:left w:type="dxa" w:w="100"/>
-              <w:bottom w:type="dxa" w:w="60"/>
-              <w:right w:type="dxa" w:w="100"/>
-            </w:tcMar>
-          </w:tcPr>
-          <w:p>
-            <w:r>
-              <w:rPr>
-                <w:b/>
-                <w:bCs/>
-                <w:sz w:val="20"/>
-                <w:szCs w:val="20"/>
-              </w:rPr>
-              <w:t xml:space="preserve">Current capability</w:t>
-            </w:r>
-          </w:p>
-        </w:tc>
-      </w:tr>
-      <w:tr>
-        <w:tc>
-          <w:tcPr>
-            <w:tcW w:type="dxa" w:w="3200"/>
-            <w:tcBorders>
-              <w:top w:val="single" w:color="999999" w:sz="4"/>
-              <w:left w:val="single" w:color="999999" w:sz="4"/>
-              <w:bottom w:val="single" w:color="999999" w:sz="4"/>
-              <w:right w:val="single" w:color="999999" w:sz="4"/>
-            </w:tcBorders>
-            <w:tcMar>
-              <w:top w:type="dxa" w:w="60"/>
-              <w:left w:type="dxa" w:w="100"/>
-              <w:bottom w:type="dxa" w:w="60"/>
-              <w:right w:type="dxa" w:w="100"/>
-            </w:tcMar>
-          </w:tcPr>
-          <w:p>
-            <w:r>
-              <w:rPr>
-                <w:b w:val="false"/>
-                <w:bCs w:val="false"/>
-                <w:sz w:val="20"/>
-                <w:szCs w:val="20"/>
-              </w:rPr>
-              <w:t xml:space="preserve">Statistics and R/Python pipelines (Bio-Statistician, Deep Debugger, Rapid Shell)</w:t>
-            </w:r>
-          </w:p>
-        </w:tc>
-        <w:tc>
-          <w:tcPr>
-            <w:tcW w:type="dxa" w:w="6160"/>
-            <w:tcBorders>
-              <w:top w:val="single" w:color="999999" w:sz="4"/>
-              <w:left w:val="single" w:color="999999" w:sz="4"/>
-              <w:bottom w:val="single" w:color="999999" w:sz="4"/>
-              <w:right w:val="single" w:color="999999" w:sz="4"/>
-            </w:tcBorders>
-            <w:tcMar>
-              <w:top w:type="dxa" w:w="60"/>
-              <w:left w:type="dxa" w:w="100"/>
-              <w:bottom w:type="dxa" w:w="60"/>
-              <w:right w:type="dxa" w:w="100"/>
-            </w:tcMar>
-          </w:tcPr>
-          <w:p>
-            <w:r>
-              <w:rPr>
-                <w:b w:val="false"/>
-                <w:bCs w:val="false"/>
-                <w:sz w:val="20"/>
-                <w:szCs w:val="20"/>
-              </w:rPr>
-              <w:t xml:space="preserve">Runs commands against lab files and reports counts, means, correlations, and figures. Uses vetted loaders for the lab’s messy spreadsheets (duplicate headers, side-by-side tables, summary rows). Applies Fisher r-to-z and Benjamini–Hochberg correction.</w:t>
-            </w:r>
-          </w:p>
-        </w:tc>
-      </w:tr>
-      <w:tr>
-        <w:tc>
-          <w:tcPr>
-            <w:tcW w:type="dxa" w:w="3200"/>
-            <w:tcBorders>
-              <w:top w:val="single" w:color="999999" w:sz="4"/>
-              <w:left w:val="single" w:color="999999" w:sz="4"/>
-              <w:bottom w:val="single" w:color="999999" w:sz="4"/>
-              <w:right w:val="single" w:color="999999" w:sz="4"/>
-            </w:tcBorders>
-            <w:tcMar>
-              <w:top w:type="dxa" w:w="60"/>
-              <w:left w:type="dxa" w:w="100"/>
-              <w:bottom w:type="dxa" w:w="60"/>
-              <w:right w:type="dxa" w:w="100"/>
-            </w:tcMar>
-          </w:tcPr>
-          <w:p>
-            <w:r>
-              <w:rPr>
-                <w:b w:val="false"/>
-                <w:bCs w:val="false"/>
-                <w:sz w:val="20"/>
-                <w:szCs w:val="20"/>
-              </w:rPr>
-              <w:t xml:space="preserve">Image analysis (Image Analyst, vision model)</w:t>
-            </w:r>
-          </w:p>
-        </w:tc>
-        <w:tc>
-          <w:tcPr>
-            <w:tcW w:type="dxa" w:w="6160"/>
-            <w:tcBorders>
-              <w:top w:val="single" w:color="999999" w:sz="4"/>
-              <w:left w:val="single" w:color="999999" w:sz="4"/>
-              <w:bottom w:val="single" w:color="999999" w:sz="4"/>
-              <w:right w:val="single" w:color="999999" w:sz="4"/>
-            </w:tcBorders>
-            <w:tcMar>
-              <w:top w:type="dxa" w:w="60"/>
-              <w:left w:type="dxa" w:w="100"/>
-              <w:bottom w:type="dxa" w:w="60"/>
-              <w:right w:type="dxa" w:w="100"/>
-            </w:tcMar>
-          </w:tcPr>
-          <w:p>
-            <w:r>
-              <w:rPr>
-                <w:b w:val="false"/>
-                <w:bCs w:val="false"/>
-                <w:sz w:val="20"/>
-                <w:szCs w:val="20"/>
-              </w:rPr>
-              <w:t xml:space="preserve">Describes lab images such as Western blots and FSCV colour plots and routes measurement tasks. It is descriptive only; it does not yet do validated quantification.</w:t>
-            </w:r>
-          </w:p>
-        </w:tc>
-      </w:tr>
-      <w:tr>
-        <w:tc>
-          <w:tcPr>
-            <w:tcW w:type="dxa" w:w="3200"/>
-            <w:tcBorders>
-              <w:top w:val="single" w:color="999999" w:sz="4"/>
-              <w:left w:val="single" w:color="999999" w:sz="4"/>
-              <w:bottom w:val="single" w:color="999999" w:sz="4"/>
-              <w:right w:val="single" w:color="999999" w:sz="4"/>
-            </w:tcBorders>
-            <w:tcMar>
-              <w:top w:type="dxa" w:w="60"/>
-              <w:left w:type="dxa" w:w="100"/>
-              <w:bottom w:type="dxa" w:w="60"/>
-              <w:right w:type="dxa" w:w="100"/>
-            </w:tcMar>
-          </w:tcPr>
-          <w:p>
-            <w:r>
-              <w:rPr>
-                <w:b w:val="false"/>
-                <w:bCs w:val="false"/>
-                <w:sz w:val="20"/>
-                <w:szCs w:val="20"/>
-              </w:rPr>
-              <w:t xml:space="preserve">Acoustics and hardware (LIFU Chronic Operations, UMSAN Model Engineer, Fixture and Transducer CAD)</w:t>
-            </w:r>
-          </w:p>
-        </w:tc>
-        <w:tc>
-          <w:tcPr>
-            <w:tcW w:type="dxa" w:w="6160"/>
-            <w:tcBorders>
-              <w:top w:val="single" w:color="999999" w:sz="4"/>
-              <w:left w:val="single" w:color="999999" w:sz="4"/>
-              <w:bottom w:val="single" w:color="999999" w:sz="4"/>
-              <w:right w:val="single" w:color="999999" w:sz="4"/>
-            </w:tcBorders>
-            <w:tcMar>
-              <w:top w:type="dxa" w:w="60"/>
-              <w:left w:type="dxa" w:w="100"/>
-              <w:bottom w:type="dxa" w:w="60"/>
-              <w:right w:type="dxa" w:w="100"/>
-            </w:tcMar>
-          </w:tcPr>
-          <w:p>
-            <w:r>
-              <w:rPr>
-                <w:b w:val="false"/>
-                <w:bCs w:val="false"/>
-                <w:sz w:val="20"/>
-                <w:szCs w:val="20"/>
-              </w:rPr>
-              <w:t xml:space="preserve">Dosimetry calculations (ISPPA, ISPTA, MI), UMSAN model code support, and 3D-printable fixture design with volume and watertightness checks.</w:t>
-            </w:r>
-          </w:p>
-        </w:tc>
-      </w:tr>
-      <w:tr>
-        <w:tc>
-          <w:tcPr>
-            <w:tcW w:type="dxa" w:w="3200"/>
-            <w:tcBorders>
-              <w:top w:val="single" w:color="999999" w:sz="4"/>
-              <w:left w:val="single" w:color="999999" w:sz="4"/>
-              <w:bottom w:val="single" w:color="999999" w:sz="4"/>
-              <w:right w:val="single" w:color="999999" w:sz="4"/>
-            </w:tcBorders>
-            <w:tcMar>
-              <w:top w:type="dxa" w:w="60"/>
-              <w:left w:type="dxa" w:w="100"/>
-              <w:bottom w:type="dxa" w:w="60"/>
-              <w:right w:type="dxa" w:w="100"/>
-            </w:tcMar>
-          </w:tcPr>
-          <w:p>
-            <w:r>
-              <w:rPr>
-                <w:b w:val="false"/>
-                <w:bCs w:val="false"/>
-                <w:sz w:val="20"/>
-                <w:szCs w:val="20"/>
-              </w:rPr>
-              <w:t xml:space="preserve">Writing and literature (Grant Writer, Senior PI Editor, Literature Synthesizer, Literature Extractor, Clinical Diagnostics)</w:t>
-            </w:r>
-          </w:p>
-        </w:tc>
-        <w:tc>
-          <w:tcPr>
-            <w:tcW w:type="dxa" w:w="6160"/>
-            <w:tcBorders>
-              <w:top w:val="single" w:color="999999" w:sz="4"/>
-              <w:left w:val="single" w:color="999999" w:sz="4"/>
-              <w:bottom w:val="single" w:color="999999" w:sz="4"/>
-              <w:right w:val="single" w:color="999999" w:sz="4"/>
-            </w:tcBorders>
-            <w:tcMar>
-              <w:top w:type="dxa" w:w="60"/>
-              <w:left w:type="dxa" w:w="100"/>
-              <w:bottom w:type="dxa" w:w="60"/>
-              <w:right w:type="dxa" w:w="100"/>
-            </w:tcMar>
-          </w:tcPr>
-          <w:p>
-            <w:r>
-              <w:rPr>
-                <w:b w:val="false"/>
-                <w:bCs w:val="false"/>
-                <w:sz w:val="20"/>
-                <w:szCs w:val="20"/>
-              </w:rPr>
-              <w:t xml:space="preserve">Drafting, editing, and structured extraction from provided text. These agents have no terminal access.</w:t>
-            </w:r>
-          </w:p>
-        </w:tc>
-      </w:tr>
-      <w:tr>
-        <w:tc>
-          <w:tcPr>
-            <w:tcW w:type="dxa" w:w="3200"/>
-            <w:tcBorders>
-              <w:top w:val="single" w:color="999999" w:sz="4"/>
-              <w:left w:val="single" w:color="999999" w:sz="4"/>
-              <w:bottom w:val="single" w:color="999999" w:sz="4"/>
-              <w:right w:val="single" w:color="999999" w:sz="4"/>
-            </w:tcBorders>
-            <w:tcMar>
-              <w:top w:type="dxa" w:w="60"/>
-              <w:left w:type="dxa" w:w="100"/>
-              <w:bottom w:type="dxa" w:w="60"/>
-              <w:right w:type="dxa" w:w="100"/>
-            </w:tcMar>
-          </w:tcPr>
-          <w:p>
-            <w:r>
-              <w:rPr>
-                <w:b w:val="false"/>
-                <w:bCs w:val="false"/>
-                <w:sz w:val="20"/>
-                <w:szCs w:val="20"/>
-              </w:rPr>
-              <w:t xml:space="preserve">Routing between agents</w:t>
-            </w:r>
-          </w:p>
-        </w:tc>
-        <w:tc>
-          <w:tcPr>
-            <w:tcW w:type="dxa" w:w="6160"/>
-            <w:tcBorders>
-              <w:top w:val="single" w:color="999999" w:sz="4"/>
-              <w:left w:val="single" w:color="999999" w:sz="4"/>
-              <w:bottom w:val="single" w:color="999999" w:sz="4"/>
-              <w:right w:val="single" w:color="999999" w:sz="4"/>
-            </w:tcBorders>
-            <w:tcMar>
-              <w:top w:type="dxa" w:w="60"/>
-              <w:left w:type="dxa" w:w="100"/>
-              <w:bottom w:type="dxa" w:w="60"/>
-              <w:right w:type="dxa" w:w="100"/>
-            </w:tcMar>
-          </w:tcPr>
-          <w:p>
-            <w:r>
-              <w:rPr>
-                <w:b w:val="false"/>
-                <w:bCs w:val="false"/>
-                <w:sz w:val="20"/>
-                <w:szCs w:val="20"/>
-              </w:rPr>
-              <w:t xml:space="preserve">Each agent hands out-of-scope requests to the right specialist. Held-out test: 23 of 26 out-of-scope requests routed correctly, 5 of 6 in-scope kept.</w:t>
-            </w:r>
-          </w:p>
-        </w:tc>
-      </w:tr>
-    </w:tbl>
-    <w:p>
-      <w:pPr>
-        <w:spacing w:after="100" w:before="200"/>
-      </w:pPr>
-      <w:r>
-        <w:rPr>
-          <w:b/>
-          <w:bCs/>
-          <w:sz w:val="24"/>
-          <w:szCs w:val="24"/>
-        </w:rPr>
-        <w:t xml:space="preserve">Safeguards built in</w:t>
-      </w:r>
-    </w:p>
-    <w:p>
-      <w:pPr>
-        <w:pStyle w:val="ListParagraph"/>
-        <w:numPr>
-          <w:ilvl w:val="0"/>
-          <w:numId w:val="2"/>
-        </w:numPr>
-        <w:spacing w:after="80"/>
-      </w:pPr>
-      <w:r>
-        <w:t xml:space="preserve">Every command run by an agent leaves an auditable receipt (process ID, exit code, output). Reported numbers must trace to command output.</w:t>
-      </w:r>
-    </w:p>
-    <w:p>
-      <w:pPr>
-        <w:pStyle w:val="ListParagraph"/>
-        <w:numPr>
-          <w:ilvl w:val="0"/>
-          <w:numId w:val="2"/>
-        </w:numPr>
-        <w:spacing w:after="80"/>
-      </w:pPr>
-      <w:r>
-        <w:t xml:space="preserve">The runner checks final answers: an unsourced decimal is flagged, unfinished commands are never reported as results, and a repeated or circling agent is stopped.</w:t>
-      </w:r>
-    </w:p>
-    <w:p>
-      <w:pPr>
-        <w:pStyle w:val="ListParagraph"/>
-        <w:numPr>
-          <w:ilvl w:val="0"/>
-          <w:numId w:val="2"/>
-        </w:numPr>
-        <w:spacing w:after="80"/>
-      </w:pPr>
-      <w:r>
-        <w:t xml:space="preserve">A gate forces agents to profile any lab spreadsheet with the vetted loader before reading it. The terminal is fail-closed, and lab data is read-only. Web search is off on data-handling agents.</w:t>
-      </w:r>
-    </w:p>
-    <w:p>
-      <w:pPr>
-        <w:pStyle w:val="ListParagraph"/>
-        <w:numPr>
-          <w:ilvl w:val="0"/>
-          <w:numId w:val="2"/>
-        </w:numPr>
-        <w:spacing w:after="80"/>
-      </w:pPr>
-      <w:r>
-        <w:t xml:space="preserve">Known-answer test batteries compute ground truth at test time rather than storing expected numbers.</w:t>
-      </w:r>
-    </w:p>
-    <w:p>
-      <w:pPr>
-        <w:spacing w:after="100" w:before="200"/>
-      </w:pPr>
-      <w:r>
-        <w:rPr>
-          <w:b/>
-          <w:bCs/>
-          <w:sz w:val="24"/>
-          <w:szCs w:val="24"/>
-        </w:rPr>
-        <w:t xml:space="preserve">Limitations that NEO would help address</w:t>
-      </w:r>
-    </w:p>
-    <w:p>
-      <w:pPr>
-        <w:pStyle w:val="ListParagraph"/>
-        <w:numPr>
-          <w:ilvl w:val="0"/>
-          <w:numId w:val="2"/>
-        </w:numPr>
-        <w:spacing w:after="80"/>
-      </w:pPr>
-      <w:r>
-        <w:rPr>
-          <w:b/>
-          <w:bCs/>
-        </w:rPr>
-        <w:t xml:space="preserve">Model size. </w:t>
-      </w:r>
-      <w:r>
-        <w:t xml:space="preserve">Large dense models are unusable on our GPU, and 30B-class models run only in mixture-of-experts form. Agents built on 20B-class models struggle with multi-step tool use.</w:t>
-      </w:r>
-    </w:p>
-    <w:p>
-      <w:pPr>
-        <w:pStyle w:val="ListParagraph"/>
-        <w:numPr>
-          <w:ilvl w:val="0"/>
-          <w:numId w:val="2"/>
-        </w:numPr>
-        <w:spacing w:after="80"/>
-      </w:pPr>
-      <w:r>
-        <w:rPr>
-          <w:b/>
-          <w:bCs/>
-        </w:rPr>
-        <w:t xml:space="preserve">Reliability. </w:t>
-      </w:r>
-      <w:r>
-        <w:t xml:space="preserve">Even simple tasks (a file count, a column mean) often take 8–15 turns. Failure modes we have logged include malformed tool calls, invented file paths, repeated commands, and stalls. Our runner catches these, but they cost time.</w:t>
-      </w:r>
-    </w:p>
-    <w:p>
-      <w:pPr>
-        <w:pStyle w:val="ListParagraph"/>
-        <w:numPr>
-          <w:ilvl w:val="0"/>
-          <w:numId w:val="2"/>
-        </w:numPr>
-        <w:spacing w:after="80"/>
-      </w:pPr>
-      <w:r>
-        <w:rPr>
-          <w:b/>
-          <w:bCs/>
-        </w:rPr>
-        <w:t xml:space="preserve">Accuracy. </w:t>
-      </w:r>
-      <w:r>
-        <w:t xml:space="preserve">On 12-run known-answer batteries the pass rate rose from 7 of 12 to 10 of 12 as we fixed defects. Every failure in the first 36 runs was a non-answer rather than a wrong number, but the platform still needs human verification and is not ready for unattended use.</w:t>
-      </w:r>
-    </w:p>
-    <w:p>
-      <w:pPr>
-        <w:pStyle w:val="ListParagraph"/>
-        <w:numPr>
-          <w:ilvl w:val="0"/>
-          <w:numId w:val="2"/>
-        </w:numPr>
-        <w:spacing w:after="80"/>
-      </w:pPr>
-      <w:r>
-        <w:rPr>
-          <w:b/>
-          <w:bCs/>
-        </w:rPr>
-        <w:t xml:space="preserve">Arithmetic. </w:t>
-      </w:r>
-      <w:r>
-        <w:t xml:space="preserve">The models miscalculate unless they run code. We therefore require a command to produce every number.</w:t>
-      </w:r>
-    </w:p>
-    <w:p>
-      <w:pPr>
-        <w:pStyle w:val="ListParagraph"/>
-        <w:numPr>
-          <w:ilvl w:val="0"/>
-          <w:numId w:val="2"/>
-        </w:numPr>
-        <w:spacing w:after="80"/>
-      </w:pPr>
-      <w:r>
-        <w:rPr>
-          <w:b/>
-          <w:bCs/>
-        </w:rPr>
-        <w:t xml:space="preserve">Coverage. </w:t>
-      </w:r>
-      <w:r>
-        <w:t xml:space="preserve">Validation so far is on behavioral tables and workbooks. We have not yet validated end-to-end snRNA-seq prioritization, IHC quantification, or FUS/FSCV integration; these are the aims for NEO.</w:t>
-      </w:r>
-    </w:p>
-    <w:p>
-      <w:pPr>
-        <w:pStyle w:val="ListParagraph"/>
-        <w:numPr>
-          <w:ilvl w:val="0"/>
-          <w:numId w:val="2"/>
-        </w:numPr>
-        <w:spacing w:after="80"/>
-      </w:pPr>
-      <w:r>
-        <w:rPr>
-          <w:b/>
-          <w:bCs/>
-        </w:rPr>
-        <w:t xml:space="preserve">Scale and security. </w:t>
-      </w:r>
-      <w:r>
-        <w:t xml:space="preserve">The platform is single-user and single-machine, with no job scheduling, shared provenance store, or multi-user access control. Some agents (the two clinical/literature agents) cannot call tools at all with the current models.</w:t>
-      </w:r>
-    </w:p>
-    <w:p>
-      <w:pPr>
-        <w:spacing w:after="100" w:before="200"/>
-      </w:pPr>
-      <w:r>
-        <w:rPr>
-          <w:b/>
-          <w:bCs/>
-          <w:sz w:val="24"/>
-          <w:szCs w:val="24"/>
-        </w:rPr>
-        <w:t xml:space="preserve">What NEO would let us do next</w:t>
-      </w:r>
-    </w:p>
-    <w:p>
-      <w:pPr>
-        <w:pStyle w:val="ListParagraph"/>
-        <w:numPr>
-          <w:ilvl w:val="0"/>
-          <w:numId w:val="2"/>
-        </w:numPr>
-        <w:spacing w:after="80"/>
-      </w:pPr>
-      <w:r>
-        <w:t xml:space="preserve">Replace 20B-class models with larger open-weight models and re-run our known-answer batteries to measure the gain.</w:t>
-      </w:r>
-    </w:p>
-    <w:p>
-      <w:pPr>
-        <w:pStyle w:val="ListParagraph"/>
-        <w:numPr>
-          <w:ilvl w:val="0"/>
-          <w:numId w:val="2"/>
-        </w:numPr>
-        <w:spacing w:after="80"/>
-      </w:pPr>
-      <w:r>
-        <w:t xml:space="preserve">Run several agents in parallel on Ivy, close to the data, under Research Computing’s security controls.</w:t>
-      </w:r>
-    </w:p>
-    <w:p>
-      <w:pPr>
-        <w:pStyle w:val="ListParagraph"/>
-        <w:numPr>
-          <w:ilvl w:val="0"/>
-          <w:numId w:val="2"/>
-        </w:numPr>
-        <w:spacing w:after="80"/>
-      </w:pPr>
-      <w:r>
-        <w:t xml:space="preserve">Validate the platform on snRNA-seq, IHC image, and FUS/FSCV datasets with ground truth, then share the evaluation results with the NEO community.</w:t>
       </w:r>
     </w:p>
     <w:sectPr>

--- a/docs/NEO_GPU_Access_Letter.docx
+++ b/docs/NEO_GPU_Access_Letter.docx
@@ -51,274 +51,128 @@
         <w:spacing w:after="140"/>
       </w:pPr>
       <w:r>
-        <w:t xml:space="preserve">Congratulations on the NIH S10 award and on bringing NEO into service. On behalf of Dr. Wendy Lynch and the Lynch Laboratory, I am requesting access to the NEO NVIDIA Grace Hopper GPUs. Dr. Lynch forwarded your announcement to our group. The project description is attached; this letter summarizes it.</w:t>
-      </w:r>
-    </w:p>
-    <w:p>
-      <w:pPr>
-        <w:spacing w:after="100" w:before="200"/>
+        <w:t xml:space="preserve">Thank you for making the NEO system available to NIH-funded investigators, and congratulations on the S10 award. On behalf of Dr. Wendy Lynch and the Lynch Laboratory, I am writing to apply for access. Our project description is attached, and this letter summarizes it.</w:t>
+      </w:r>
+    </w:p>
+    <w:p>
+      <w:pPr>
+        <w:spacing w:after="140"/>
       </w:pPr>
       <w:r>
         <w:rPr>
           <w:b/>
           <w:bCs/>
-          <w:sz w:val="24"/>
-          <w:szCs w:val="24"/>
-        </w:rPr>
-        <w:t xml:space="preserve">Project</w:t>
-      </w:r>
-    </w:p>
-    <w:p>
-      <w:pPr>
-        <w:spacing w:after="140"/>
-      </w:pPr>
-      <w:r>
-        <w:t xml:space="preserve">We would use NEO for two analysis problems in our addiction-neuroscience research that are limited by our current compute:</w:t>
-      </w:r>
-    </w:p>
-    <w:p>
-      <w:pPr>
-        <w:pStyle w:val="ListParagraph"/>
-        <w:numPr>
-          <w:ilvl w:val="0"/>
-          <w:numId w:val="2"/>
-        </w:numPr>
-        <w:spacing w:after="80"/>
+        </w:rPr>
+        <w:t xml:space="preserve">The problem. </w:t>
+      </w:r>
+      <w:r>
+        <w:t xml:space="preserve">Our research program generates large datasets, including single-nucleus RNA-sequencing (snRNA-seq) and immunohistochemistry (IHC) images, that we cannot analyze as quickly or as thoroughly as we would like. Sequencing studies routinely yield far more differentially expressed genes (DEGs), cell states, and pathways than we can reasonably evaluate experimentally. The most important transcriptional changes in addiction may not simply be the largest DEGs. Their significance may depend on behavioral phenotype, sex, and stage of the addiction process or abstinence. IHC image analysis is similarly time-consuming, and its throughput limits how many samples and brain regions we can examine.</w:t>
+      </w:r>
+    </w:p>
+    <w:p>
+      <w:pPr>
+        <w:spacing w:after="140"/>
       </w:pPr>
       <w:r>
         <w:rPr>
           <w:b/>
           <w:bCs/>
         </w:rPr>
-        <w:t xml:space="preserve">GPU-accelerated RNA-seq and snRNA-seq analysis. </w:t>
-      </w:r>
-      <w:r>
-        <w:t xml:space="preserve">Our sequencing studies yield far more differentially expressed genes, cell states, and pathways than we can evaluate experimentally. We want to apply GPU-accelerated and machine-learning methods to prioritize cell-type-specific changes by behavioral phenotype, sex, and stage of the addiction process or abstinence. [Datasets: names, species, number of samples/nuclei, approximate size.]</w:t>
-      </w:r>
-    </w:p>
-    <w:p>
-      <w:pPr>
-        <w:pStyle w:val="ListParagraph"/>
-        <w:numPr>
-          <w:ilvl w:val="0"/>
-          <w:numId w:val="2"/>
-        </w:numPr>
-        <w:spacing w:after="80"/>
+        <w:t xml:space="preserve">Application area. </w:t>
+      </w:r>
+      <w:r>
+        <w:t xml:space="preserve">We would use NEO for two projects. The first applies GPU-accelerated and machine-learning methods to our RNA-seq and snRNA-seq data to prioritize cell-type-specific transcriptional changes in relation to behavior, sex, and abstinence stage. [Datasets: names, species, number of samples or nuclei, approximate size.] The second develops and applies deep-learning models to speed up the analysis of our IHC images. [Stains, brain regions, number of images, approximate size.]</w:t>
+      </w:r>
+    </w:p>
+    <w:p>
+      <w:pPr>
+        <w:spacing w:after="140"/>
       </w:pPr>
       <w:r>
         <w:rPr>
           <w:b/>
           <w:bCs/>
         </w:rPr>
-        <w:t xml:space="preserve">AI-assisted image analysis of immunohistochemistry (IHC) data. </w:t>
-      </w:r>
-      <w:r>
-        <w:t xml:space="preserve">We want to train and run deep-learning models to speed up analysis of our IHC images. [Stains, brain regions, number of images, approximate size.]</w:t>
-      </w:r>
-    </w:p>
-    <w:p>
-      <w:pPr>
-        <w:spacing w:after="140"/>
-      </w:pPr>
-      <w:r>
-        <w:t xml:space="preserve">Our existing local AI tools will support both projects (see below); NEO would provide the compute they lack.</w:t>
-      </w:r>
-    </w:p>
-    <w:p>
-      <w:pPr>
-        <w:spacing w:after="100" w:before="200"/>
+        <w:t xml:space="preserve">Why NEO and Ivy. </w:t>
+      </w:r>
+      <w:r>
+        <w:t xml:space="preserve">Our AI work currently runs on a single desktop workstation with one 16 GB GPU. That is enough for small models but not for training or running the larger models these projects call for. We also want our unpublished experimental data to remain in University-managed, secure systems, and Ivy provides this.</w:t>
+      </w:r>
+    </w:p>
+    <w:p>
+      <w:pPr>
+        <w:spacing w:after="140"/>
       </w:pPr>
       <w:r>
         <w:rPr>
           <w:b/>
           <w:bCs/>
-          <w:sz w:val="24"/>
-          <w:szCs w:val="24"/>
-        </w:rPr>
-        <w:t xml:space="preserve">Why NEO, and why Ivy</w:t>
-      </w:r>
-    </w:p>
-    <w:p>
-      <w:pPr>
-        <w:pStyle w:val="ListParagraph"/>
-        <w:numPr>
-          <w:ilvl w:val="0"/>
-          <w:numId w:val="2"/>
-        </w:numPr>
-        <w:spacing w:after="80"/>
+        </w:rPr>
+        <w:t xml:space="preserve">Our lab’s readiness. </w:t>
+      </w:r>
+      <w:r>
+        <w:t xml:space="preserve">We are not starting from scratch. Dr. Greatness Olaitan, a postdoctoral fellow in the Lynch Lab, has built a locally hosted set of AI assistants that work directly with our laboratory files. They have been used to troubleshoot sequencing pipelines and to support imaging analysis. We test them against datasets in which the answers are already known, and every number they report must trace to a command that was actually run. We would bring the same standards to our work on NEO.</w:t>
+      </w:r>
+    </w:p>
+    <w:p>
+      <w:pPr>
+        <w:spacing w:after="140"/>
       </w:pPr>
       <w:r>
         <w:rPr>
           <w:b/>
           <w:bCs/>
         </w:rPr>
-        <w:t xml:space="preserve">Compute. </w:t>
-      </w:r>
-      <w:r>
-        <w:t xml:space="preserve">Our AI work currently runs on one desktop workstation (AMD Ryzen 7 9800X3D, 96 GB RAM, one 16 GB GPU). It cannot train or run larger image and sequencing models at useful speed.</w:t>
-      </w:r>
-    </w:p>
-    <w:p>
-      <w:pPr>
-        <w:pStyle w:val="ListParagraph"/>
-        <w:numPr>
-          <w:ilvl w:val="0"/>
-          <w:numId w:val="2"/>
-        </w:numPr>
-        <w:spacing w:after="80"/>
+        <w:t xml:space="preserve">How we would use NEO. </w:t>
+      </w:r>
+      <w:r>
+        <w:t xml:space="preserve">Once approved, we would use SLURM to run GPU batch jobs for the sequencing analyses and for training and applying the image-analysis models. We would check results against datasets with established findings and document our methods so that the analyses can be reproduced. Outputs would be stored in our Ivy home and project directories. If we need additional software, such as deep-learning libraries, we will ask Research Computing to review it before installation. [Confirm software list.]</w:t>
+      </w:r>
+    </w:p>
+    <w:p>
+      <w:pPr>
+        <w:spacing w:after="140"/>
       </w:pPr>
       <w:r>
         <w:rPr>
           <w:b/>
           <w:bCs/>
         </w:rPr>
-        <w:t xml:space="preserve">Data security. </w:t>
-      </w:r>
-      <w:r>
-        <w:t xml:space="preserve">Our unpublished experimental data should stay in University-managed, secure systems. Ivy meets that requirement, and NEO is available only through Ivy.</w:t>
-      </w:r>
-    </w:p>
-    <w:p>
-      <w:pPr>
-        <w:spacing w:after="100" w:before="200"/>
+        <w:t xml:space="preserve">Resources requested. </w:t>
+      </w:r>
+      <w:r>
+        <w:t xml:space="preserve">We are asking for [X] GPU(s), approximately [X] GPU-hours per month, and [X] TB of Ivy project storage to begin, and we are glad to adjust to what is available. Our team includes Dr. Wendy Lynch (PI), Dr. Greatness Olaitan, Kenneth Okojie, and Aaron Le. [Confirm names and roles.] Our Ivy/Rio project is [name / status].</w:t>
+      </w:r>
+    </w:p>
+    <w:p>
+      <w:pPr>
+        <w:spacing w:after="140"/>
       </w:pPr>
       <w:r>
         <w:rPr>
           <w:b/>
           <w:bCs/>
-          <w:sz w:val="24"/>
-          <w:szCs w:val="24"/>
-        </w:rPr>
-        <w:t xml:space="preserve">Existing preparation</w:t>
-      </w:r>
-    </w:p>
-    <w:p>
-      <w:pPr>
-        <w:spacing w:after="140"/>
-      </w:pPr>
-      <w:r>
-        <w:t xml:space="preserve">Dr. Greatness Olaitan (postdoctoral fellow, Lynch Lab) has built a locally hosted set of AI assistants that work directly with our laboratory files. They help troubleshoot R and Python sequencing pipelines, run audited statistical analyses, and describe laboratory images. We test them against known-answer datasets, and every number they report must trace to a command that was actually run. We would carry the same practices to NEO.</w:t>
-      </w:r>
-    </w:p>
-    <w:p>
-      <w:pPr>
-        <w:spacing w:after="100" w:before="200"/>
-      </w:pPr>
-      <w:r>
-        <w:rPr>
-          <w:b/>
-          <w:bCs/>
-          <w:sz w:val="24"/>
-          <w:szCs w:val="24"/>
-        </w:rPr>
-        <w:t xml:space="preserve">Proposed use of NEO</w:t>
-      </w:r>
-    </w:p>
-    <w:p>
-      <w:pPr>
-        <w:pStyle w:val="ListParagraph"/>
-        <w:numPr>
-          <w:ilvl w:val="0"/>
-          <w:numId w:val="2"/>
-        </w:numPr>
-        <w:spacing w:after="80"/>
-      </w:pPr>
-      <w:r>
-        <w:t xml:space="preserve">Submit GPU batch jobs through SLURM for RNA-seq/snRNA-seq analysis and for training and applying IHC image-analysis models.</w:t>
-      </w:r>
-    </w:p>
-    <w:p>
-      <w:pPr>
-        <w:pStyle w:val="ListParagraph"/>
-        <w:numPr>
-          <w:ilvl w:val="0"/>
-          <w:numId w:val="2"/>
-        </w:numPr>
-        <w:spacing w:after="80"/>
-      </w:pPr>
-      <w:r>
-        <w:t xml:space="preserve">Validate results against datasets where the answer is already established, and document the methods for reproducibility.</w:t>
-      </w:r>
-    </w:p>
-    <w:p>
-      <w:pPr>
-        <w:pStyle w:val="ListParagraph"/>
-        <w:numPr>
-          <w:ilvl w:val="0"/>
-          <w:numId w:val="2"/>
-        </w:numPr>
-        <w:spacing w:after="80"/>
-      </w:pPr>
-      <w:r>
-        <w:t xml:space="preserve">Store outputs in our Ivy home and project directories.</w:t>
-      </w:r>
-    </w:p>
-    <w:p>
-      <w:pPr>
-        <w:spacing w:after="140"/>
-      </w:pPr>
-      <w:r>
-        <w:rPr>
-          <w:b/>
-          <w:bCs/>
-        </w:rPr>
-        <w:t xml:space="preserve">Initial resource request: </w:t>
-      </w:r>
-      <w:r>
-        <w:t xml:space="preserve">[X] GPU(s), approximately [X] GPU-hours per month, and [X] TB of Ivy project storage. We are glad to start small and grow. We will also ask Research Computing to review any additional software we need (for example, deep-learning libraries) before installation. [Confirm software list.]</w:t>
-      </w:r>
-    </w:p>
-    <w:p>
-      <w:pPr>
-        <w:spacing w:after="140"/>
-      </w:pPr>
-      <w:r>
-        <w:rPr>
-          <w:b/>
-          <w:bCs/>
-        </w:rPr>
-        <w:t xml:space="preserve">Team: </w:t>
-      </w:r>
-      <w:r>
-        <w:t xml:space="preserve">Dr. Wendy Lynch (PI); Dr. Greatness Olaitan; Kenneth Okojie; Aaron Le. [Confirm names and roles.] Ivy/Rio project: [name / status].</w:t>
-      </w:r>
-    </w:p>
-    <w:p>
-      <w:pPr>
-        <w:spacing w:after="100" w:before="200"/>
-      </w:pPr>
-      <w:r>
-        <w:rPr>
-          <w:b/>
-          <w:bCs/>
-          <w:sz w:val="24"/>
-          <w:szCs w:val="24"/>
-        </w:rPr>
-        <w:t xml:space="preserve">Collaboration and acknowledgment</w:t>
-      </w:r>
-    </w:p>
-    <w:p>
-      <w:pPr>
-        <w:spacing w:after="140"/>
-      </w:pPr>
-      <w:r>
-        <w:t xml:space="preserve">We would welcome collaboration with the School of Data Science faculty you mentioned. We will cite S10 award 1S10OD038249-01 in all publications, presentations, and posters, and will tell you if NEO is listed in the Resources section of any new NIH application.</w:t>
-      </w:r>
-    </w:p>
-    <w:p>
-      <w:pPr>
-        <w:spacing w:after="140"/>
-      </w:pPr>
-      <w:r>
-        <w:t xml:space="preserve">Thank you for your consideration. We would be glad to answer questions from the NEO Advisory Board.</w:t>
-      </w:r>
-    </w:p>
-    <w:p>
-      <w:pPr>
-        <w:spacing w:after="140"/>
-      </w:pPr>
-      <w:r>
-        <w:t xml:space="preserve">Respectfully,</w:t>
+        </w:rPr>
+        <w:t xml:space="preserve">Collaboration and acknowledgment. </w:t>
+      </w:r>
+      <w:r>
+        <w:t xml:space="preserve">We would welcome collaboration with the School of Data Science faculty you mentioned. We will list S10 award 1S10OD038249-01 in the funding and acknowledgment sections of all resulting publications, presentations, and posters, and we will let you know if NEO is listed in the Resources section of any new NIH application.</w:t>
+      </w:r>
+    </w:p>
+    <w:p>
+      <w:pPr>
+        <w:spacing w:after="140"/>
+      </w:pPr>
+      <w:r>
+        <w:t xml:space="preserve">Thank you for your consideration. We would be glad to answer any questions from the NEO Advisory Board.</w:t>
+      </w:r>
+    </w:p>
+    <w:p>
+      <w:pPr>
+        <w:spacing w:after="140"/>
+      </w:pPr>
+      <w:r>
+        <w:t xml:space="preserve">Respectfully yours,</w:t>
       </w:r>
     </w:p>
     <w:p>
@@ -533,12 +387,6 @@
   </w:abstractNum>
   <w:num w:numId="1">
     <w:abstractNumId w:val="1"/>
-    <w:lvlOverride w:ilvl="0">
-      <w:startOverride w:val="1"/>
-    </w:lvlOverride>
-  </w:num>
-  <w:num w:numId="2">
-    <w:abstractNumId w:val="2"/>
     <w:lvlOverride w:ilvl="0">
       <w:startOverride w:val="1"/>
     </w:lvlOverride>

--- a/docs/NEO_GPU_Access_Letter.docx
+++ b/docs/NEO_GPU_Access_Letter.docx
@@ -96,7 +96,7 @@
         <w:t xml:space="preserve">Why NEO and Ivy. </w:t>
       </w:r>
       <w:r>
-        <w:t xml:space="preserve">Our AI work currently runs on a single desktop workstation with one 16 GB GPU. That is enough for small models but not for training or running the larger models these projects call for. We also want our unpublished experimental data to remain in University-managed, secure systems, and Ivy provides this.</w:t>
+        <w:t xml:space="preserve">Our AI work currently runs on a single desktop workstation with one 16 GB GPU, and its analysis environment has no deep-learning libraries installed. That is enough for small models but not for training or running the larger models these projects call for. Our RNA-seq data and analysis files alone occupy about 110 GB. We also want our unpublished experimental data to remain in University-managed, secure systems, and Ivy provides this.</w:t>
       </w:r>
     </w:p>
     <w:p>
@@ -141,7 +141,7 @@
         <w:t xml:space="preserve">Resources requested. </w:t>
       </w:r>
       <w:r>
-        <w:t xml:space="preserve">We are asking for [X] GPU(s), approximately [X] GPU-hours per month, and [X] TB of Ivy project storage to begin, and we are glad to adjust to what is available. Our team includes Dr. Wendy Lynch (PI), Dr. Greatness Olaitan, Kenneth Okojie, and Aaron Le. [Confirm names and roles.] Our Ivy/Rio project is [name / status].</w:t>
+        <w:t xml:space="preserve">We are asking for [X] GPU(s), approximately [X] GPU-hours per month, and [X] TB of Ivy project storage to begin (our RNA-seq folder alone is about 110 GB), and we are glad to adjust to what is available. Our team includes Dr. Wendy Lynch (PI), Dr. Greatness Olaitan, Kenneth Okojie, and Aaron Le. [Confirm names and roles.] Our Ivy/Rio project is [name / status].</w:t>
       </w:r>
     </w:p>
     <w:p>
